--- a/docs/word/project-intro.docx
+++ b/docs/word/project-intro.docx
@@ -2458,7 +2458,16 @@
                 <w:sz w:val="18"/>
                 <w:lang w:val="en-US" w:eastAsia="zh-CN"/>
               </w:rPr>
-              <w:t>⬜</w:t>
+              <w:t xml:space="preserve">✅ 见 </w:t>
+            </w:r>
+            <w:r>
+              <w:rPr>
+                <w:rFonts w:ascii="Times New Roman" w:hAnsi="Times New Roman" w:eastAsia="宋体"/>
+                <w:b w:val="0"/>
+                <w:sz w:val="18"/>
+                <w:lang w:val="en-US" w:eastAsia="zh-CN"/>
+              </w:rPr>
+              <w:t>test-report-m2.md</w:t>
             </w:r>
           </w:p>
         </w:tc>

--- a/docs/word/project-intro.docx
+++ b/docs/word/project-intro.docx
@@ -2467,7 +2467,7 @@
                 <w:sz w:val="18"/>
                 <w:lang w:val="en-US" w:eastAsia="zh-CN"/>
               </w:rPr>
-              <w:t>test-report-m2.md</w:t>
+              <w:t>M2 测试报告</w:t>
             </w:r>
           </w:p>
         </w:tc>
@@ -3739,7 +3739,7 @@
         <w:sz w:val="17"/>
         <w:lang w:val="en-US" w:eastAsia="zh-CN"/>
       </w:rPr>
-      <w:t xml:space="preserve">项目介绍  ·  Mobile-Manipulator  ·  2026-10-28  ·  第 </w:t>
+      <w:t xml:space="preserve">项目介绍  ·  Mobile-Manipulator  ·  2026-10-29  ·  第 </w:t>
     </w:r>
     <w:r>
       <w:rPr>
